--- a/可视化技术作业/实验5/202300130183-宋浩宇-实验5.docx
+++ b/可视化技术作业/实验5/202300130183-宋浩宇-实验5.docx
@@ -103,10 +103,10 @@
         </w:tblCellMar>
       </w:tblPr>
       <w:tblGrid>
-        <w:gridCol w:w="2448"/>
-        <w:gridCol w:w="1771"/>
-        <w:gridCol w:w="1289"/>
-        <w:gridCol w:w="4239"/>
+        <w:gridCol w:w="3039"/>
+        <w:gridCol w:w="1671"/>
+        <w:gridCol w:w="1239"/>
+        <w:gridCol w:w="3905"/>
       </w:tblGrid>
       <w:tr>
         <w:tblPrEx>
@@ -118,6 +118,12 @@
             <w:insideH w:val="none" w:color="auto" w:sz="0" w:space="0"/>
             <w:insideV w:val="none" w:color="auto" w:sz="0" w:space="0"/>
           </w:tblBorders>
+          <w:tblCellMar>
+            <w:top w:w="0" w:type="dxa"/>
+            <w:left w:w="108" w:type="dxa"/>
+            <w:bottom w:w="0" w:type="dxa"/>
+            <w:right w:w="108" w:type="dxa"/>
+          </w:tblCellMar>
         </w:tblPrEx>
         <w:tc>
           <w:tcPr>
@@ -643,10 +649,113 @@
             <w:pPr>
               <w:bidi w:val="0"/>
               <w:rPr>
+                <w:rFonts w:hint="eastAsia"/>
+                <w:lang w:val="en-US" w:eastAsia="zh-CN"/>
+              </w:rPr>
+            </w:pPr>
+            <w:r>
+              <w:rPr>
+                <w:rFonts w:hint="eastAsia"/>
+                <w:lang w:val="en-US" w:eastAsia="zh-CN"/>
+              </w:rPr>
+              <w:t>首先需要声明，我使用的数据集是 github 社交网络数据集，做可视化的部分是他的子集。</w:t>
+            </w:r>
+          </w:p>
+          <w:p>
+            <w:pPr>
+              <w:bidi w:val="0"/>
+              <w:rPr>
+                <w:rFonts w:hint="eastAsia"/>
+                <w:lang w:val="en-US" w:eastAsia="zh-CN"/>
+              </w:rPr>
+            </w:pPr>
+            <w:r>
+              <w:rPr>
+                <w:rFonts w:hint="eastAsia"/>
+                <w:lang w:val="en-US" w:eastAsia="zh-CN"/>
+              </w:rPr>
+              <w:t>这个数据集里有三十七万多个节点数据，和上百万的边数据，除了通过使用opengl直接渲染的前端库，我想不到用什么方案能给他全部可视化，幸运的是我们也没这个必要。我只截取了节点列表里的前1000个节点并将他们的feature和边数据提取出来。</w:t>
+            </w:r>
+          </w:p>
+          <w:p>
+            <w:pPr>
+              <w:bidi w:val="0"/>
+              <w:rPr>
+                <w:rFonts w:hint="eastAsia"/>
+                <w:lang w:val="en-US" w:eastAsia="zh-CN"/>
+              </w:rPr>
+            </w:pPr>
+            <w:r>
+              <w:rPr>
+                <w:rFonts w:hint="eastAsia"/>
+                <w:lang w:val="en-US" w:eastAsia="zh-CN"/>
+              </w:rPr>
+              <w:t>数据准备好了做可视化就很简单了。我从使用d3js这种组件构建式的图形库转成了使用echarts这种声明式的图形库。</w:t>
+            </w:r>
+          </w:p>
+          <w:p>
+            <w:pPr>
+              <w:bidi w:val="0"/>
+              <w:rPr>
+                <w:rFonts w:hint="eastAsia"/>
+                <w:lang w:val="en-US" w:eastAsia="zh-CN"/>
+              </w:rPr>
+            </w:pPr>
+            <w:r>
+              <w:rPr>
+                <w:rFonts w:hint="eastAsia"/>
+                <w:lang w:val="en-US" w:eastAsia="zh-CN"/>
+              </w:rPr>
+              <w:t>只需要把数据转化成echarts指定的形式就可以直接在graph里渲染节点和边了。</w:t>
+            </w:r>
+          </w:p>
+          <w:p>
+            <w:pPr>
+              <w:bidi w:val="0"/>
+              <w:rPr>
+                <w:rFonts w:hint="eastAsia"/>
+                <w:lang w:val="en-US" w:eastAsia="zh-CN"/>
+              </w:rPr>
+            </w:pPr>
+            <w:r>
+              <w:rPr>
+                <w:rFonts w:hint="eastAsia"/>
+                <w:lang w:val="en-US" w:eastAsia="zh-CN"/>
+              </w:rPr>
+              <w:t>但是仅是这样还不够。首先这是一个关系网络，为了表示社交关系，需要给不同的连通子图的节点使用不同的颜色，于是我做了一个给不同连通子图设置颜色的功能，配色方案使用了tokyonight。然后为了让边展示出关系，而又因为原数据集没有边的关系，于是我把两个链接节点的feature的欧氏距离设为这个两个节点的“关系”，渲染到边上。哦对还有把用户名渲染到节点上。</w:t>
+            </w:r>
+          </w:p>
+          <w:p>
+            <w:pPr>
+              <w:bidi w:val="0"/>
+              <w:rPr>
+                <w:rFonts w:hint="eastAsia"/>
+                <w:lang w:val="en-US" w:eastAsia="zh-CN"/>
+              </w:rPr>
+            </w:pPr>
+            <w:r>
+              <w:rPr>
+                <w:rFonts w:hint="eastAsia"/>
+                <w:lang w:val="en-US" w:eastAsia="zh-CN"/>
+              </w:rPr>
+              <w:t>为了让这个图更好看，我设置了节点可拖动，鼠标移动到节点和边上可高亮，我还加了一个悬浮窗用于显示具体信息。</w:t>
+            </w:r>
+          </w:p>
+          <w:p>
+            <w:pPr>
+              <w:bidi w:val="0"/>
+              <w:rPr>
                 <w:rFonts w:hint="default"/>
                 <w:lang w:val="en-US" w:eastAsia="zh-CN"/>
               </w:rPr>
             </w:pPr>
+            <w:r>
+              <w:rPr>
+                <w:rFonts w:hint="eastAsia"/>
+                <w:lang w:val="en-US" w:eastAsia="zh-CN"/>
+              </w:rPr>
+              <w:t>总之这些东西合并到一起最后效果还挺不错。</w:t>
+            </w:r>
             <w:bookmarkStart w:id="0" w:name="_GoBack"/>
             <w:bookmarkEnd w:id="0"/>
           </w:p>
@@ -704,11 +813,185 @@
             <w:pPr>
               <w:jc w:val="both"/>
               <w:rPr>
-                <w:rFonts w:ascii="黑体" w:hAnsi="Times" w:eastAsia="黑体"/>
-                <w:sz w:val="24"/>
-                <w:szCs w:val="20"/>
-              </w:rPr>
-            </w:pPr>
+                <w:rFonts w:hint="eastAsia" w:ascii="黑体" w:hAnsi="Times" w:eastAsia="黑体"/>
+                <w:sz w:val="24"/>
+                <w:szCs w:val="20"/>
+                <w:lang w:val="en-US" w:eastAsia="zh-CN"/>
+              </w:rPr>
+            </w:pPr>
+            <w:r>
+              <w:rPr>
+                <w:rFonts w:hint="eastAsia" w:ascii="黑体" w:hAnsi="Times" w:eastAsia="黑体"/>
+                <w:sz w:val="24"/>
+                <w:szCs w:val="20"/>
+                <w:lang w:val="en-US" w:eastAsia="zh-CN"/>
+              </w:rPr>
+              <w:t>大图</w:t>
+            </w:r>
+          </w:p>
+          <w:p>
+            <w:pPr>
+              <w:jc w:val="both"/>
+            </w:pPr>
+            <w:r>
+              <w:drawing>
+                <wp:inline distT="0" distB="0" distL="114300" distR="114300">
+                  <wp:extent cx="6112510" cy="3295015"/>
+                  <wp:effectExtent l="0" t="0" r="8890" b="6985"/>
+                  <wp:docPr id="1" name="图片 1"/>
+                  <wp:cNvGraphicFramePr>
+                    <a:graphicFrameLocks xmlns:a="http://schemas.openxmlformats.org/drawingml/2006/main" noChangeAspect="1"/>
+                  </wp:cNvGraphicFramePr>
+                  <a:graphic xmlns:a="http://schemas.openxmlformats.org/drawingml/2006/main">
+                    <a:graphicData uri="http://schemas.openxmlformats.org/drawingml/2006/picture">
+                      <pic:pic xmlns:pic="http://schemas.openxmlformats.org/drawingml/2006/picture">
+                        <pic:nvPicPr>
+                          <pic:cNvPr id="1" name="图片 1"/>
+                          <pic:cNvPicPr>
+                            <a:picLocks noChangeAspect="1"/>
+                          </pic:cNvPicPr>
+                        </pic:nvPicPr>
+                        <pic:blipFill>
+                          <a:blip r:embed="rId4"/>
+                          <a:stretch>
+                            <a:fillRect/>
+                          </a:stretch>
+                        </pic:blipFill>
+                        <pic:spPr>
+                          <a:xfrm>
+                            <a:off x="0" y="0"/>
+                            <a:ext cx="6112510" cy="3295015"/>
+                          </a:xfrm>
+                          <a:prstGeom prst="rect">
+                            <a:avLst/>
+                          </a:prstGeom>
+                          <a:noFill/>
+                          <a:ln>
+                            <a:noFill/>
+                          </a:ln>
+                        </pic:spPr>
+                      </pic:pic>
+                    </a:graphicData>
+                  </a:graphic>
+                </wp:inline>
+              </w:drawing>
+            </w:r>
+          </w:p>
+          <w:p>
+            <w:pPr>
+              <w:jc w:val="both"/>
+              <w:rPr>
+                <w:rFonts w:hint="eastAsia"/>
+                <w:lang w:val="en-US" w:eastAsia="zh-CN"/>
+              </w:rPr>
+            </w:pPr>
+            <w:r>
+              <w:rPr>
+                <w:rFonts w:hint="eastAsia"/>
+                <w:lang w:val="en-US" w:eastAsia="zh-CN"/>
+              </w:rPr>
+              <w:t>悬浮窗和高亮</w:t>
+            </w:r>
+          </w:p>
+          <w:p>
+            <w:pPr>
+              <w:jc w:val="both"/>
+            </w:pPr>
+            <w:r>
+              <w:drawing>
+                <wp:inline distT="0" distB="0" distL="114300" distR="114300">
+                  <wp:extent cx="6112510" cy="3295015"/>
+                  <wp:effectExtent l="0" t="0" r="8890" b="6985"/>
+                  <wp:docPr id="2" name="图片 2"/>
+                  <wp:cNvGraphicFramePr>
+                    <a:graphicFrameLocks xmlns:a="http://schemas.openxmlformats.org/drawingml/2006/main" noChangeAspect="1"/>
+                  </wp:cNvGraphicFramePr>
+                  <a:graphic xmlns:a="http://schemas.openxmlformats.org/drawingml/2006/main">
+                    <a:graphicData uri="http://schemas.openxmlformats.org/drawingml/2006/picture">
+                      <pic:pic xmlns:pic="http://schemas.openxmlformats.org/drawingml/2006/picture">
+                        <pic:nvPicPr>
+                          <pic:cNvPr id="2" name="图片 2"/>
+                          <pic:cNvPicPr>
+                            <a:picLocks noChangeAspect="1"/>
+                          </pic:cNvPicPr>
+                        </pic:nvPicPr>
+                        <pic:blipFill>
+                          <a:blip r:embed="rId5"/>
+                          <a:stretch>
+                            <a:fillRect/>
+                          </a:stretch>
+                        </pic:blipFill>
+                        <pic:spPr>
+                          <a:xfrm>
+                            <a:off x="0" y="0"/>
+                            <a:ext cx="6112510" cy="3295015"/>
+                          </a:xfrm>
+                          <a:prstGeom prst="rect">
+                            <a:avLst/>
+                          </a:prstGeom>
+                          <a:noFill/>
+                          <a:ln>
+                            <a:noFill/>
+                          </a:ln>
+                        </pic:spPr>
+                      </pic:pic>
+                    </a:graphicData>
+                  </a:graphic>
+                </wp:inline>
+              </w:drawing>
+            </w:r>
+          </w:p>
+          <w:p>
+            <w:pPr>
+              <w:jc w:val="both"/>
+              <w:rPr>
+                <w:rFonts w:hint="default"/>
+                <w:lang w:val="en-US" w:eastAsia="zh-CN"/>
+              </w:rPr>
+            </w:pPr>
+            <w:r>
+              <w:drawing>
+                <wp:inline distT="0" distB="0" distL="114300" distR="114300">
+                  <wp:extent cx="6112510" cy="3295015"/>
+                  <wp:effectExtent l="0" t="0" r="8890" b="6985"/>
+                  <wp:docPr id="3" name="图片 3"/>
+                  <wp:cNvGraphicFramePr>
+                    <a:graphicFrameLocks xmlns:a="http://schemas.openxmlformats.org/drawingml/2006/main" noChangeAspect="1"/>
+                  </wp:cNvGraphicFramePr>
+                  <a:graphic xmlns:a="http://schemas.openxmlformats.org/drawingml/2006/main">
+                    <a:graphicData uri="http://schemas.openxmlformats.org/drawingml/2006/picture">
+                      <pic:pic xmlns:pic="http://schemas.openxmlformats.org/drawingml/2006/picture">
+                        <pic:nvPicPr>
+                          <pic:cNvPr id="3" name="图片 3"/>
+                          <pic:cNvPicPr>
+                            <a:picLocks noChangeAspect="1"/>
+                          </pic:cNvPicPr>
+                        </pic:nvPicPr>
+                        <pic:blipFill>
+                          <a:blip r:embed="rId6"/>
+                          <a:stretch>
+                            <a:fillRect/>
+                          </a:stretch>
+                        </pic:blipFill>
+                        <pic:spPr>
+                          <a:xfrm>
+                            <a:off x="0" y="0"/>
+                            <a:ext cx="6112510" cy="3295015"/>
+                          </a:xfrm>
+                          <a:prstGeom prst="rect">
+                            <a:avLst/>
+                          </a:prstGeom>
+                          <a:noFill/>
+                          <a:ln>
+                            <a:noFill/>
+                          </a:ln>
+                        </pic:spPr>
+                      </pic:pic>
+                    </a:graphicData>
+                  </a:graphic>
+                </wp:inline>
+              </w:drawing>
+            </w:r>
           </w:p>
         </w:tc>
       </w:tr>
